--- a/example_articles/states/Louisiana/6.states_Louisiana_Other_publisher.docx
+++ b/example_articles/states/Louisiana/6.states_Louisiana_Other_publisher.docx
@@ -29,17 +29,17 @@
     </w:p>
     <w:p>
       <w:r>
-        <w:t>Source File: Other publishers/Files (500) (29).DOCX</w:t>
+        <w:t>Source file: Other publishers/Files (500) (29).DOCX</w:t>
       </w:r>
     </w:p>
     <w:p>
       <w:r>
-        <w:t>Raw locations result: ['Louisiana']</w:t>
+        <w:t>Raw locations result, 'locations': ['Louisiana']</w:t>
       </w:r>
     </w:p>
     <w:p>
       <w:r>
-        <w:t>states_stand_flat (Standardized): Louisiana</w:t>
+        <w:t>Standardized locations result, 'states_stand_flat': Louisiana</w:t>
       </w:r>
     </w:p>
     <w:p>

--- a/example_articles/states/Louisiana/6.states_Louisiana_Other_publisher.docx
+++ b/example_articles/states/Louisiana/6.states_Louisiana_Other_publisher.docx
@@ -7,9 +7,7 @@
         <w:pStyle w:val="Heading1"/>
       </w:pPr>
       <w:r>
-        <w:t>Summer movie wave;</w:t>
-        <w:br/>
-        <w:t>Eclectic mix on grand and small scale</w:t>
+        <w:t>Duke candidacy feeds a frenzy of voter registration</w:t>
       </w:r>
     </w:p>
     <w:p>
@@ -19,17 +17,17 @@
     </w:p>
     <w:p>
       <w:r>
-        <w:t>Date: 1991-05-15</w:t>
+        <w:t>Date: 1991-10-24</w:t>
       </w:r>
     </w:p>
     <w:p>
       <w:r>
-        <w:t>Section: LIFE; Pg. 1D; Cover Story</w:t>
+        <w:t>Section: NEWS; Pg. 8A</w:t>
       </w:r>
     </w:p>
     <w:p>
       <w:r>
-        <w:t>Source file: Other publishers/Files (500) (29).DOCX</w:t>
+        <w:t>Source file: Other publishers/Files (500) (18).DOCX</w:t>
       </w:r>
     </w:p>
     <w:p>
@@ -51,61 +49,35 @@
     </w:p>
     <w:p>
       <w:r>
-        <w:t>Kevin Costner battles the baddies of Sherwood Forest. Billy Crystal grapples with a midlife crisis while herding cattle, and Arnold Schwarzenegger resurrects the Terminator in a sequel that's rumored to have cost a record $ 100 million.</w:t>
+        <w:t>More than 64,000 Louisianans stampeded county offices this week in a frantic dash to register to vote, for or against David Duke, the former Ku Klux Klan wizard in a governor's race tumultuous even by Louisiana standards.</w:t>
         <w:br/>
-        <w:t>Eager to break the box office this summer, Hollywood is unleashing more - and more diverse - hit hopefuls than in the recent past. More than 50 films are slated to bow between Friday and Labor Day, compared to 37 last year.</w:t>
+        <w:t>Duke, a Republican state legislator denounced as a racist by state and national GOP officials, finished second in Saturday's primary, qualifying for the Nov. 16 runoff against former Democratic Gov. Edwin Edwards.</w:t>
         <w:br/>
-        <w:t>In place of summer 1990's glut of pricey, overhyped action flicks and sequels (Another 48 Hrs., Dick Tracy and Days of Thunder), marquees will boast loads of comedies, dramas, even tear-jerkers - as well as some action.</w:t>
+        <w:t>Before voter registration ended Tuesday, people waited in line for hours in 80-degree heat, registrars were overwhelmed and police were called to keep order. Fights broke out between pro- and anti-Duke forces.</w:t>
         <w:br/>
-        <w:t>''We got hurt last year by having too many of the same kinds of films open in June and July,'' says David Kirkpatrick, president of Paramount's Motion Picture Division. ''This year there's a bigger, eclectic range.''</w:t>
+        <w:t>''Nothing like this has ever happened in Louisiana,'' Commissioner of Elections Jerry Fowler said Wednesday about a record 64,500 new voters signed up in two days.</w:t>
         <w:br/>
-        <w:t>Building excitement for many films was tough last summer because they were overshadowed by high-profile sequels.</w:t>
+        <w:t>At Southern University, a predominantly black school in Baton Rouge, student leaders urged students to skip classes to register so they could vote against Duke. At least 2,000 of the school's 10,000 students did.</w:t>
         <w:br/>
-        <w:t>''This year not a lot of movies have that advance awareness,'' says Si Kornblit, Universal Pictures' executive vice president of marketing. ''It's quantity that we're competing with.''</w:t>
+        <w:t>In predominantly black Orleans Parish (Louisiana's term for county), officials registered 11,200 people in two days - in a parish with 274,000 voters. ''Ordinarily we'd get a couple hundred,'' said Bob Pierce, deputy registrar.</w:t>
         <w:br/>
-        <w:t>The studios could use a hot summer. The season traditionally accounts for 35% to 40% of the annual box-office take. And though the 1991 year-to-date total is $ 35.8 million ahead of last year's, according to Variety, moviegoing hit a slump in April. A dearth of appealing films caused grosses to drop 19% from the same period last year.</w:t>
+        <w:t>From ''over the counter'' conversation, he said, it appeared most were anti-Duke.</w:t>
         <w:br/>
-        <w:t>But Hollywood has high hopes for a summer comeback. Its ammunition includes:</w:t>
+        <w:t>In Jefferson Parish, which includes predominantly white working-class suburbs surrounding New Orleans, 7,450 people signed up in two days. But the registration of black residents also quadrupled.</w:t>
         <w:br/>
-        <w:t>- Laughs. Comedy is back in a big way and in every incarnation. It ranges from satires like Soapdish, a takeoff on the making of a daytime soap opera featuring a star-studded cast led by Sally Field, to romantic comedies like Only the Lonely, starring unlikely lovebirds John Candy and Ally Sheedy.</w:t>
+        <w:t>'The black churches were bringing them in by the busload,'' registrar Sam Altobello said. ''This is the largest black registration I've seen in my 21 years here.''</w:t>
         <w:br/>
-        <w:t>Baby-boomer humor comes from Billy Crystal's City Slickers, which industry buzz is already labeling a surefire smash. Crystal, who came up with the story idea, calls this a ''coming-of-middle-age-movie.'' It plays right to that 30-something audience that made his When Harry Met Sally … a hit, but movie exhibitors think it also has enough broad-based appeal for some younger moviegoers.</w:t>
+        <w:t>The lines were so long that registrars worked until 2: 30 a.m. ''People were waiting so long they sent someone out for six packs and (things) got unruly'' between Duke's supporters and critics, Altobello said. ''We had eight police here to keep order.''</w:t>
         <w:br/>
-        <w:t>And a half-dozen films will go for laughs with that perennial mismatched- pairs-thrown-together formula. They range from What About Bob?, which stars Bill Murray as an obsessive neurotic who drives his shrink (Richard Dreyfuss) crazy by following him on his vacation, to Another You, with Richard Pryor as a con man whose community service assignment is taking care of a just- released mental patient (Gene Wilder).</w:t>
+        <w:t>At Louisiana State University, a predominantly white school, black students are especially ''scared'' that Duke could win, said student president Laurie White.</w:t>
         <w:br/>
-        <w:t>- Tears and fears. Reflecting a growing adult audience, this summer features a number of grown-up dramas and tear-jerkers, more typically released in the fall or at Christmas.</w:t>
-        <w:br/>
-        <w:t>Spike Lee, whose provocative work is quickly becoming a summer staple, this year turns his camera on an interracial relationship in Jungle Fever. Director Ron Howard, best-known for warm and fuzzy filmmaking, makes a departure with Backdraft, an action/drama about firefighting.</w:t>
-        <w:br/>
-        <w:t>In the three-hanky department: The Doctor, about a 40-year-old surgeon (William Hurt) who discovers he has cancer; Julia Roberts' Dying Young (to get a more uplifting name) about a working-class woman who falls in love with a terminally ill wealthy man; and Regarding Henry, with Harrison Ford as a successful New York lawyer who reconnects with his neglected family when he's debilitated in an accident.</w:t>
-        <w:br/>
-        <w:t>- Sequels. Though they are in smaller supply this season, Hollywood's favorite formula films are hardly dead.</w:t>
-        <w:br/>
-        <w:t>The most high-profile are Naked Gun 21/2: The Smell of Fear and Terminator 2: Judgment Day. Both are expected to be blockbusters; the originals added scores of fans to their followings after video and cable play.</w:t>
-        <w:br/>
-        <w:t>The Terminator will need all the fans it can get. Rampant rumors have the film's out-of-control budget rocketing to $ 100 million, making it the costliest U.S. film ever made.</w:t>
-        <w:br/>
-        <w:t>Roger Smith, executive vice president of Carolco Pictures, makers of Terminator 2, denies the rumors. But he admits the movie, which five special effects companies are working on, was ''very expensive. People will see things on the screen that they've never seen before, which doesn't come cheap.''</w:t>
-        <w:br/>
-        <w:t>- Action. In Terminator 2's favor, there's little direct hard-core action competition this summer. Brian Bosworth's Stone Cold opens seven weeks earlier than Terminator 2. Bruce Willis' explosion-filled Hudson Hawk also opens well in advance (late May). And Costner's much-awaited Robin Hood: The Prince of Thieves, which also premieres weeks earlier, is a more romantic adventure-style action film.</w:t>
-        <w:br/>
-        <w:t>- Breakout potential. Summer blockbusters make careers. And this year could offer a ticket to stardom for any number of up-and-comers. Disney hopes little-known actors Bill Campbell and Jennifer Connelly, stars of its comic book-inspired Rocketeer, will become household names. Costing $ 40 million, Rocketeer is Disney's biggest summer entry.</w:t>
-        <w:br/>
-        <w:t>Others on a launch pad to the top could include little-known actor Campbell Scott, who plays Roberts' love interest in Dying Young, and former football sensation Bosworth, who makes his bid as an action hero and his screen debut in Stone Cold. If Backdraft is hot, look for Billy Baldwin to rival big brother Alec in the star-power department.</w:t>
-        <w:br/>
-        <w:t>And all the young actors in the historical gangster flick Mobsters - Christian Slater, Patrick Dempsey, Richard Grieco and Costas Mandylor - could score big-time too. Slater, the lead, gets an extra edge for his role in Robin Hood.</w:t>
-        <w:br/>
-        <w:t>- Ghosts. Forecasting the long shot that will become this year's Ghost is the hottest Hollywood game since predicting the Oscars.</w:t>
-        <w:br/>
-        <w:t>The potential sleeper list, from an informal survey of industry executives and observers, includes Mobsters, Don't Tell Mom the Babysitter's Dead, with Married … With Children's Christina Applegate in a comedy uncannily similar to John Hughes' Home Alone; and Dutch, a Hughes comedy starring Applegate's TV dad Ed O'Neill as a blue-collar guy who drives his girlfriend's snobbish son home from boarding school.</w:t>
-        <w:br/>
-        <w:t>''There are so many in that category this year though,'' notes Disney's Dick Cook, ''anything could slip up.''</w:t>
+        <w:t>But she said many others, white and black, are in a quandary about what to do, forced to choose between Duke and Edwards, who was tried and acquitted of corruption charges during his last administration.</w:t>
         <w:br/>
         <w:br/>
         <w:t>Notes</w:t>
         <w:br/>
         <w:br/>
-        <w:t>See related stories, 4D</w:t>
+        <w:t>ELECTIONS '91</w:t>
         <w:br/>
         <w:br/>
         <w:t>Graphic</w:t>
@@ -113,11 +85,11 @@
         <w:br/>
         <w:t xml:space="preserve"> </w:t>
         <w:br/>
-        <w:t>EAR PHOTO; color, Warner Bros.; PHOTO; color, Warner Bros.; PHOTO; color, David Lee; PHOTO; color, Theo Westenberger; PHOTO; color, Tri-star Pictures</w:t>
+        <w:t>PHOTO; b/w, Bill Haber, AP</w:t>
         <w:br/>
         <w:t xml:space="preserve"> </w:t>
         <w:br/>
-        <w:t>CUTLINE: Kevin Costner in 'Robin Hood' CUTLINE: 'ROBIN HOOD: THE PRINCE OF THIEVES': Kevin Costner and Mary Elizabeth Mastrantonio bring romance and adventure from Sherwood Forest to the nation's theaters next month. CUTLINE: 'JUNGLE FEVER': Wesley Snipes' architect has an interracial affair in Spike Lee's latest. CUTLINE: 'REGARDING HENRY': Harrison Ford finds love with Annette Bening and Mikki Allen. CUTLINE: 'TERMINATOR 2': The return of cyborg-from-hell Arnold Schwarzenegger</w:t>
+        <w:t>CUTLINE: HEAVY TURNOUT: Voter registrar Geraldine Goutierez, right, swears in new voters in New Orleans Tuesday.</w:t>
       </w:r>
     </w:p>
     <w:sectPr>

--- a/example_articles/states/Louisiana/6.states_Louisiana_Other_publisher.docx
+++ b/example_articles/states/Louisiana/6.states_Louisiana_Other_publisher.docx
@@ -7,7 +7,7 @@
         <w:pStyle w:val="Heading1"/>
       </w:pPr>
       <w:r>
-        <w:t>Duke candidacy feeds a frenzy of voter registration</w:t>
+        <w:t>NEW ORLEANS' FRENCH QUARTER STILL LACKS VITALITY AFTER KATRINA</w:t>
       </w:r>
     </w:p>
     <w:p>
@@ -17,17 +17,17 @@
     </w:p>
     <w:p>
       <w:r>
-        <w:t>Date: 1991-10-24</w:t>
+        <w:t>Date: 2007-01-18</w:t>
       </w:r>
     </w:p>
     <w:p>
       <w:r>
-        <w:t>Section: NEWS; Pg. 8A</w:t>
+        <w:t>Section: BUSINESS; Pg. C-1</w:t>
       </w:r>
     </w:p>
     <w:p>
       <w:r>
-        <w:t>Source file: Other publishers/Files (500) (18).DOCX</w:t>
+        <w:t>Source file: Other publishers/Files (500) (22).DOCX</w:t>
       </w:r>
     </w:p>
     <w:p>
@@ -49,35 +49,57 @@
     </w:p>
     <w:p>
       <w:r>
-        <w:t>More than 64,000 Louisianans stampeded county offices this week in a frantic dash to register to vote, for or against David Duke, the former Ku Klux Klan wizard in a governor's race tumultuous even by Louisiana standards.</w:t>
+        <w:t>The hookers are back on Bourbon Street. So are the drug dealers, the strippers, the out-of-town businessmen, the college students getting blitzed on candy-colored cocktails and beer in plastic cups.</w:t>
         <w:br/>
-        <w:t>Duke, a Republican state legislator denounced as a racist by state and national GOP officials, finished second in Saturday's primary, qualifying for the Nov. 16 runoff against former Democratic Gov. Edwin Edwards.</w:t>
+        <w:t>But a closer look reveals things are not quite back to the way they were in the French Quarter before Hurricane Katrina struck. Sixteen months later, New Orleans' liveliest, most exuberant neighborhood is in a funk.</w:t>
         <w:br/>
-        <w:t>Before voter registration ended Tuesday, people waited in line for hours in 80-degree heat, registrars were overwhelmed and police were called to keep order. Fights broke out between pro- and anti-Duke forces.</w:t>
+        <w:t>"The money's not the same. I remember when I made $1,200 a night," said Elizabeth Johnson, a manager and dancer at a Bourbon Street strip club, frowning at another slow night. "I know girls who used to never let people touch them, and now they're resorting to prostitution."</w:t>
         <w:br/>
-        <w:t>''Nothing like this has ever happened in Louisiana,'' Commissioner of Elections Jerry Fowler said Wednesday about a record 64,500 new voters signed up in two days.</w:t>
+        <w:t>Robert Boudreaux, a beefy hotel bellman in an olive green vest, scanned the street with folded arms and said: "Very boring."</w:t>
         <w:br/>
-        <w:t>At Southern University, a predominantly black school in Baton Rouge, student leaders urged students to skip classes to register so they could vote against Duke. At least 2,000 of the school's 10,000 students did.</w:t>
+        <w:t>The Quarter still has its characters -- palm readers, magicians, street musicians, mimes. But the cheap fun is largely confined to the weekends these days, and seven-day-a-week stores, restaurants and clubs such as Preservation Hall are cutting back on their hours.</w:t>
         <w:br/>
-        <w:t>In predominantly black Orleans Parish (Louisiana's term for county), officials registered 11,200 people in two days - in a parish with 274,000 voters. ''Ordinarily we'd get a couple hundred,'' said Bob Pierce, deputy registrar.</w:t>
+        <w:t>The nonstop party is no more.</w:t>
         <w:br/>
-        <w:t>From ''over the counter'' conversation, he said, it appeared most were anti-Duke.</w:t>
+        <w:t>The "cams" -- real-time camera footage of Bourbon Street, shown over the Internet -- are dull on weekdays. Dixieland bands play to empty barrooms.</w:t>
         <w:br/>
-        <w:t>In Jefferson Parish, which includes predominantly white working-class suburbs surrounding New Orleans, 7,450 people signed up in two days. But the registration of black residents also quadrupled.</w:t>
+        <w:t>"The Quarter rats are drunk and high still, but they're less drunk," said bartender Dawn Kesslering.</w:t>
         <w:br/>
-        <w:t>'The black churches were bringing them in by the busload,'' registrar Sam Altobello said. ''This is the largest black registration I've seen in my 21 years here.''</w:t>
+        <w:t>In the Lower Quarter, the district's residential half, where people walk poodles and neighbors share clothes lines in galleried courtyards, old-timers do not see as much zest around them.</w:t>
         <w:br/>
-        <w:t>The lines were so long that registrars worked until 2: 30 a.m. ''People were waiting so long they sent someone out for six packs and (things) got unruly'' between Duke's supporters and critics, Altobello said. ''We had eight police here to keep order.''</w:t>
+        <w:t>"It's become far more homogenous, far more middle-class than working-class," said John Dillman, who sells used books. "It will look like Boca Raton. A version of Boca Raton that has risque."</w:t>
         <w:br/>
-        <w:t>At Louisiana State University, a predominantly white school, black students are especially ''scared'' that Duke could win, said student president Laurie White.</w:t>
+        <w:t>In 2004, the last full year before Katrina struck, about 10 million visitors came to New Orleans, most of them drawn by the French Quarter. In 2006, just over 5 million came.</w:t>
         <w:br/>
-        <w:t>But she said many others, white and black, are in a quandary about what to do, forced to choose between Duke and Edwards, who was tried and acquitted of corruption charges during his last administration.</w:t>
+        <w:t>"Every time they'd see CNN, Fox, they'd show flooded streets. Everybody thought there was nothing to come back to," said Earl Bernhardt, owner of several Bourbon Street nightspots.</w:t>
         <w:br/>
+        <w:t>In truth, the French Quarter was largely untouched by Katrina's fury. But it suffered financially anyway.</w:t>
         <w:br/>
-        <w:t>Notes</w:t>
+        <w:t>Some nightspots really are gone. O'Flaherty's, an Irish pub known for its soul-warming reels and TVs tuned to World Cup soccer, is gone. So too is the 125-year-old Maison Hospitaliere, a nursing home that began as a home for Confederate widows. Bella Luna, La Madeleine and the Old New Orleans Cookery -- some of the popular eateries -- fell victim to Katrina. The Little Shop of Fantasy, a Mardi Gras mask shop run by two sisters, cleared out of the Quarter and went online, like so many other Quarter businesses. And after 83 years, Hurwitz Mintz shuttered its flagship furniture shop on Royal Street.</w:t>
         <w:br/>
+        <w:t>Since Katrina, the real estate market has been in flux, and rents have gone through the roof because of the overall shortage of housing in New Orleans.</w:t>
         <w:br/>
-        <w:t>ELECTIONS '91</w:t>
+        <w:t>In the French Quarter, there are twice as many condos for sale, from 90 before Katrina to about 180 now. Some people are moving out; others are trying to take advantage of the housing shortage by converting attics, parlor rooms, stables and slave quarters into condos.</w:t>
+        <w:br/>
+        <w:t>"I'm paying the most rent I've ever paid, and I've got the smallest place I've ever had," said Bob Clift, a portrait artist who waited in vain one recent day for customers under the live oaks on Jackson Square, outside St. Louis Cathedral.</w:t>
+        <w:br/>
+        <w:t>A familiar face in the Quarter for 37 years, Mr. Clift said he is planning to leave the city after paying about $1,000 a month for an 8-by-15-foot room. "Poor people can't live here anymore," he said. "Including me."</w:t>
+        <w:br/>
+        <w:t>After Katrina, waves of hurricane refugees and looters filled the French Quarter's streets. Then, soldiers in red berets and boots took Bourbon Street by storm. Then came the world's journalism corps, construction workers and prostitutes.</w:t>
+        <w:br/>
+        <w:t>But now it is so quiet, many people feel afraid to walk the streets at night.</w:t>
+        <w:br/>
+        <w:t>"I live by myself with my dog, so I really have to be careful," said Mikal Matton, a saleswoman at a jewelry shop. "That really bothers me."</w:t>
+        <w:br/>
+        <w:t>Because of a spate of robberies, some stores and bars are locking up early. Several street shootings, a fatal stabbing and a murder-suicide in which a man murdered and cooked his girlfriend have put residents on edge.</w:t>
+        <w:br/>
+        <w:t>"I'm taking gun classes now," said Mary McGinn, who works for a French Quarter real estate agency. She said a mugger knocked her down Aug. 18 outside the gate to her home, and she hit her head on a concrete step. It took 35 staples to close the gash.</w:t>
+        <w:br/>
+        <w:t>"He got $60. Whoop-de-doo!" she said, gamely smiling in a neck brace.</w:t>
+        <w:br/>
+        <w:t>Police blame the spike in crime on the storm.</w:t>
+        <w:br/>
+        <w:t>"Some of these areas the criminals used to hang out in aren't there anymore, so they're coming down to the French Quarter," said Capt. Kevin Anderson, the Quarter's police commander.</w:t>
         <w:br/>
         <w:br/>
         <w:t>Graphic</w:t>
@@ -85,11 +107,7 @@
         <w:br/>
         <w:t xml:space="preserve"> </w:t>
         <w:br/>
-        <w:t>PHOTO; b/w, Bill Haber, AP</w:t>
-        <w:br/>
-        <w:t xml:space="preserve"> </w:t>
-        <w:br/>
-        <w:t>CUTLINE: HEAVY TURNOUT: Voter registrar Geraldine Goutierez, right, swears in new voters in New Orleans Tuesday.</w:t>
+        <w:t>PHOTO: Alex Brandon/Associated Press: A guitarist plays to a sparse crowd on Royal Street in the French Quarter of New Orleans yesterday.</w:t>
       </w:r>
     </w:p>
     <w:sectPr>
